--- a/wave-c-doc/wave-c-documentation.docx
+++ b/wave-c-doc/wave-c-documentation.docx
@@ -3192,7 +3192,7 @@
       <w:r>
         <w:drawing>
           <wp:inline xmlns:a="http://schemas.openxmlformats.org/drawingml/2006/main" xmlns:pic="http://schemas.openxmlformats.org/drawingml/2006/picture">
-            <wp:extent cx="5303520" cy="3074836"/>
+            <wp:extent cx="5303520" cy="3100358"/>
             <wp:docPr id="22" name="Picture 22"/>
             <wp:cNvGraphicFramePr>
               <a:graphicFrameLocks noChangeAspect="1"/>
@@ -3213,7 +3213,7 @@
                   <pic:spPr>
                     <a:xfrm>
                       <a:off x="0" y="0"/>
-                      <a:ext cx="5303520" cy="3074836"/>
+                      <a:ext cx="5303520" cy="3100358"/>
                     </a:xfrm>
                     <a:prstGeom prst="rect"/>
                   </pic:spPr>
@@ -3244,7 +3244,7 @@
       <w:r>
         <w:drawing>
           <wp:inline xmlns:a="http://schemas.openxmlformats.org/drawingml/2006/main" xmlns:pic="http://schemas.openxmlformats.org/drawingml/2006/picture">
-            <wp:extent cx="5303520" cy="3723220"/>
+            <wp:extent cx="5303520" cy="3729038"/>
             <wp:docPr id="23" name="Picture 23"/>
             <wp:cNvGraphicFramePr>
               <a:graphicFrameLocks noChangeAspect="1"/>
@@ -3265,7 +3265,7 @@
                   <pic:spPr>
                     <a:xfrm>
                       <a:off x="0" y="0"/>
-                      <a:ext cx="5303520" cy="3723220"/>
+                      <a:ext cx="5303520" cy="3729038"/>
                     </a:xfrm>
                     <a:prstGeom prst="rect"/>
                   </pic:spPr>
